--- a/zhs/docx/072.content.docx
+++ b/zhs/docx/072.content.docx
@@ -224,36 +224,24 @@
         </w:rPr>
         <w:t>。希腊是位于我们现在称为欧洲地区南部的国家。在基督诞生前的几百年，希腊是当地最强大的</w:t>
       </w:r>
-      <w:hyperlink r:id="rId13">
-        <w:r>
-          <w:rPr>
-            <w:lang w:val="zh_CN" w:bidi="zh_CN"/>
-          </w:rPr>
-          <w:rPr>
-            <w:color w:val="0000EE"/>
-            <w:u w:val="single"/>
-          </w:rPr>
-          <w:t>国</w:t>
-        </w:r>
-      </w:hyperlink>
+      <w:r>
+        <w:rPr>
+          <w:lang w:val="zh_CN" w:bidi="zh_CN"/>
+        </w:rPr>
+        <w:t>国</w:t>
+      </w:r>
       <w:r>
         <w:rPr>
           <w:lang w:val="zh_CN" w:bidi="zh_CN"/>
         </w:rPr>
         <w:t>，希腊人统治著非常广大的领土。这片领土也包括</w:t>
       </w:r>
-      <w:hyperlink r:id="rId14">
-        <w:r>
-          <w:rPr>
-            <w:lang w:val="zh_CN" w:bidi="zh_CN"/>
-          </w:rPr>
-          <w:rPr>
-            <w:color w:val="0000EE"/>
-            <w:u w:val="single"/>
-          </w:rPr>
-          <w:t>以色列</w:t>
-        </w:r>
-      </w:hyperlink>
+      <w:r>
+        <w:rPr>
+          <w:lang w:val="zh_CN" w:bidi="zh_CN"/>
+        </w:rPr>
+        <w:t>以色列</w:t>
+      </w:r>
       <w:r>
         <w:rPr>
           <w:lang w:val="zh_CN" w:bidi="zh_CN"/>
@@ -272,38 +260,14 @@
         <w:rPr>
           <w:lang w:val="zh_CN" w:bidi="zh_CN"/>
         </w:rPr>
-        <w:t>希腊文化对其它国家产生了很大的影响。许多人采用了希腊的习俗，并开始说希腊语。有些人甚至</w:t>
-      </w:r>
-      <w:hyperlink r:id="rId15">
-        <w:r>
-          <w:rPr>
-            <w:lang w:val="zh_CN" w:bidi="zh_CN"/>
-          </w:rPr>
-          <w:rPr>
-            <w:color w:val="0000EE"/>
-            <w:u w:val="single"/>
-          </w:rPr>
-          <w:t>敬拜</w:t>
-        </w:r>
-      </w:hyperlink>
-      <w:r>
-        <w:rPr>
-          <w:lang w:val="zh_CN" w:bidi="zh_CN"/>
-        </w:rPr>
-        <w:t>希腊神明。在那段时间，甚至许多</w:t>
-      </w:r>
-      <w:hyperlink r:id="rId16">
-        <w:r>
-          <w:rPr>
-            <w:lang w:val="zh_CN" w:bidi="zh_CN"/>
-          </w:rPr>
-          <w:rPr>
-            <w:color w:val="0000EE"/>
-            <w:u w:val="single"/>
-          </w:rPr>
-          <w:t>犹太人</w:t>
-        </w:r>
-      </w:hyperlink>
+        <w:t>希腊文化对其它国家产生了很大的影响。许多人采用了希腊的习俗，并开始说希腊语。有些人甚至敬拜希腊神明。在那段时间，甚至许多</w:t>
+      </w:r>
+      <w:r>
+        <w:rPr>
+          <w:lang w:val="zh_CN" w:bidi="zh_CN"/>
+        </w:rPr>
+        <w:t>犹太人</w:t>
+      </w:r>
       <w:r>
         <w:rPr>
           <w:lang w:val="zh_CN" w:bidi="zh_CN"/>
@@ -350,38 +314,14 @@
         <w:rPr>
           <w:lang w:val="zh_CN" w:bidi="zh_CN"/>
         </w:rPr>
-        <w:t>因此，在新约圣经中，希腊人一词可以指属于希腊这个国家的人，也可以指采用希腊文化和语言的人。一个好的犹太人不会接受希腊文化，因为希腊文化涉及</w:t>
-      </w:r>
-      <w:hyperlink r:id="rId17">
-        <w:r>
-          <w:rPr>
-            <w:lang w:val="zh_CN" w:bidi="zh_CN"/>
-          </w:rPr>
-          <w:rPr>
-            <w:color w:val="0000EE"/>
-            <w:u w:val="single"/>
-          </w:rPr>
-          <w:t>偶像</w:t>
-        </w:r>
-      </w:hyperlink>
-      <w:r>
-        <w:rPr>
-          <w:lang w:val="zh_CN" w:bidi="zh_CN"/>
-        </w:rPr>
-        <w:t>崇拜，因此希腊文这个词开始被用来表示"任何非犹太人"。在这个意义上，"希腊人"一词有时可以与</w:t>
-      </w:r>
-      <w:hyperlink r:id="rId18">
-        <w:r>
-          <w:rPr>
-            <w:lang w:val="zh_CN" w:bidi="zh_CN"/>
-          </w:rPr>
-          <w:rPr>
-            <w:color w:val="0000EE"/>
-            <w:u w:val="single"/>
-          </w:rPr>
-          <w:t>外邦人</w:t>
-        </w:r>
-      </w:hyperlink>
+        <w:t>因此，在新约圣经中，希腊人一词可以指属于希腊这个国家的人，也可以指采用希腊文化和语言的人。一个好的犹太人不会接受希腊文化，因为希腊文化涉及偶像崇拜，因此希腊文这个词开始被用来表示"任何非犹太人"。在这个意义上，"希腊人"一词有时可以与</w:t>
+      </w:r>
+      <w:r>
+        <w:rPr>
+          <w:lang w:val="zh_CN" w:bidi="zh_CN"/>
+        </w:rPr>
+        <w:t>外邦人</w:t>
+      </w:r>
       <w:r>
         <w:rPr>
           <w:lang w:val="zh_CN" w:bidi="zh_CN"/>
@@ -441,7 +381,7 @@
           <w:lang w:val="zh_CN" w:bidi="zh_CN"/>
         </w:rPr>
       </w:r>
-      <w:hyperlink r:id="rId19">
+      <w:hyperlink r:id="rId13">
         <w:r>
           <w:rPr>
             <w:lang w:val="zh_CN" w:bidi="zh_CN"/>
@@ -520,18 +460,12 @@
         </w:rPr>
         <w:t>这个词表示一群支持希律党家族的统治的人，这表示希律王、他的儿子希律和他的孙子希律。 罗马政府任命了这些统治者，所以希律党人也支持罗马政府。 从这个角度看，他们是</w:t>
       </w:r>
-      <w:hyperlink r:id="rId20">
-        <w:r>
-          <w:rPr>
-            <w:lang w:val="zh_CN" w:bidi="zh_CN"/>
-          </w:rPr>
-          <w:rPr>
-            <w:color w:val="0000EE"/>
-            <w:u w:val="single"/>
-          </w:rPr>
-          <w:t>法利赛人</w:t>
-        </w:r>
-      </w:hyperlink>
+      <w:r>
+        <w:rPr>
+          <w:lang w:val="zh_CN" w:bidi="zh_CN"/>
+        </w:rPr>
+        <w:t>法利赛人</w:t>
+      </w:r>
       <w:r>
         <w:rPr>
           <w:lang w:val="zh_CN" w:bidi="zh_CN"/>
@@ -591,7 +525,7 @@
           <w:lang w:val="zh_CN" w:bidi="zh_CN"/>
         </w:rPr>
       </w:r>
-      <w:hyperlink r:id="rId19">
+      <w:hyperlink r:id="rId13">
         <w:r>
           <w:rPr>
             <w:lang w:val="zh_CN" w:bidi="zh_CN"/>
@@ -684,66 +618,42 @@
         </w:rPr>
         <w:t>这个词具有特殊的宗教含义。在旧约中，</w:t>
       </w:r>
-      <w:hyperlink r:id="rId16">
-        <w:r>
-          <w:rPr>
-            <w:lang w:val="zh_CN" w:bidi="zh_CN"/>
-          </w:rPr>
-          <w:rPr>
-            <w:color w:val="0000EE"/>
-            <w:u w:val="single"/>
-          </w:rPr>
-          <w:t>犹太</w:t>
-        </w:r>
-      </w:hyperlink>
-      <w:hyperlink r:id="rId21">
-        <w:r>
-          <w:rPr>
-            <w:lang w:val="zh_CN" w:bidi="zh_CN"/>
-          </w:rPr>
-          <w:rPr>
-            <w:color w:val="0000EE"/>
-            <w:u w:val="single"/>
-          </w:rPr>
-          <w:t>祭司</w:t>
-        </w:r>
-      </w:hyperlink>
+      <w:r>
+        <w:rPr>
+          <w:lang w:val="zh_CN" w:bidi="zh_CN"/>
+        </w:rPr>
+        <w:t>犹太</w:t>
+      </w:r>
+      <w:r>
+        <w:rPr>
+          <w:lang w:val="zh_CN" w:bidi="zh_CN"/>
+        </w:rPr>
+        <w:t>祭司</w:t>
+      </w:r>
       <w:r>
         <w:rPr>
           <w:lang w:val="zh_CN" w:bidi="zh_CN"/>
         </w:rPr>
         <w:t>在神的</w:t>
       </w:r>
-      <w:hyperlink r:id="rId22">
-        <w:r>
-          <w:rPr>
-            <w:lang w:val="zh_CN" w:bidi="zh_CN"/>
-          </w:rPr>
-          <w:rPr>
-            <w:color w:val="0000EE"/>
-            <w:u w:val="single"/>
-          </w:rPr>
-          <w:t>圣殿</w:t>
-        </w:r>
-      </w:hyperlink>
+      <w:r>
+        <w:rPr>
+          <w:lang w:val="zh_CN" w:bidi="zh_CN"/>
+        </w:rPr>
+        <w:t>圣殿</w:t>
+      </w:r>
       <w:r>
         <w:rPr>
           <w:lang w:val="zh_CN" w:bidi="zh_CN"/>
         </w:rPr>
         <w:t>中工作之前，会先为自己施洗。这使他们"</w:t>
       </w:r>
-      <w:hyperlink r:id="rId23">
-        <w:r>
-          <w:rPr>
-            <w:lang w:val="zh_CN" w:bidi="zh_CN"/>
-          </w:rPr>
-          <w:rPr>
-            <w:color w:val="0000EE"/>
-            <w:u w:val="single"/>
-          </w:rPr>
-          <w:t>洁净</w:t>
-        </w:r>
-      </w:hyperlink>
+      <w:r>
+        <w:rPr>
+          <w:lang w:val="zh_CN" w:bidi="zh_CN"/>
+        </w:rPr>
+        <w:t>洁净</w:t>
+      </w:r>
       <w:r>
         <w:rPr>
           <w:lang w:val="zh_CN" w:bidi="zh_CN"/>
@@ -778,36 +688,24 @@
         </w:rPr>
         <w:t>当</w:t>
       </w:r>
-      <w:hyperlink r:id="rId24">
-        <w:r>
-          <w:rPr>
-            <w:lang w:val="zh_CN" w:bidi="zh_CN"/>
-          </w:rPr>
-          <w:rPr>
-            <w:color w:val="0000EE"/>
-            <w:u w:val="single"/>
-          </w:rPr>
-          <w:t>施洗约翰</w:t>
-        </w:r>
-      </w:hyperlink>
+      <w:r>
+        <w:rPr>
+          <w:lang w:val="zh_CN" w:bidi="zh_CN"/>
+        </w:rPr>
+        <w:t>施洗约翰</w:t>
+      </w:r>
       <w:r>
         <w:rPr>
           <w:lang w:val="zh_CN" w:bidi="zh_CN"/>
         </w:rPr>
         <w:t>来时，他做了一件新事，告诉所有的人他们都应该受洗。生为犹太人并不足以成为神的子民！所有人都需要</w:t>
       </w:r>
-      <w:hyperlink r:id="rId25">
-        <w:r>
-          <w:rPr>
-            <w:lang w:val="zh_CN" w:bidi="zh_CN"/>
-          </w:rPr>
-          <w:rPr>
-            <w:color w:val="0000EE"/>
-            <w:u w:val="single"/>
-          </w:rPr>
-          <w:t>悔改</w:t>
-        </w:r>
-      </w:hyperlink>
+      <w:r>
+        <w:rPr>
+          <w:lang w:val="zh_CN" w:bidi="zh_CN"/>
+        </w:rPr>
+        <w:t>悔改</w:t>
+      </w:r>
       <w:r>
         <w:rPr>
           <w:lang w:val="zh_CN" w:bidi="zh_CN"/>
@@ -828,72 +726,48 @@
         </w:rPr>
         <w:t>就在耶稣回到</w:t>
       </w:r>
-      <w:hyperlink r:id="rId26">
-        <w:r>
-          <w:rPr>
-            <w:lang w:val="zh_CN" w:bidi="zh_CN"/>
-          </w:rPr>
-          <w:rPr>
-            <w:color w:val="0000EE"/>
-            <w:u w:val="single"/>
-          </w:rPr>
-          <w:t>天上</w:t>
-        </w:r>
-      </w:hyperlink>
+      <w:r>
+        <w:rPr>
+          <w:lang w:val="zh_CN" w:bidi="zh_CN"/>
+        </w:rPr>
+        <w:t>天上</w:t>
+      </w:r>
       <w:r>
         <w:rPr>
           <w:lang w:val="zh_CN" w:bidi="zh_CN"/>
         </w:rPr>
         <w:t>之前，祂告诉祂的</w:t>
       </w:r>
-      <w:hyperlink r:id="rId27">
-        <w:r>
-          <w:rPr>
-            <w:lang w:val="zh_CN" w:bidi="zh_CN"/>
-          </w:rPr>
-          <w:rPr>
-            <w:color w:val="0000EE"/>
-            <w:u w:val="single"/>
-          </w:rPr>
-          <w:t>门徒</w:t>
-        </w:r>
-      </w:hyperlink>
+      <w:r>
+        <w:rPr>
+          <w:lang w:val="zh_CN" w:bidi="zh_CN"/>
+        </w:rPr>
+        <w:t>门徒</w:t>
+      </w:r>
       <w:r>
         <w:rPr>
           <w:lang w:val="zh_CN" w:bidi="zh_CN"/>
         </w:rPr>
         <w:t>们要去告诉各地的人，耶稣拥有高于一切之上</w:t>
       </w:r>
-      <w:hyperlink r:id="rId28">
-        <w:r>
-          <w:rPr>
-            <w:lang w:val="zh_CN" w:bidi="zh_CN"/>
-          </w:rPr>
-          <w:rPr>
-            <w:color w:val="0000EE"/>
-            <w:u w:val="single"/>
-          </w:rPr>
-          <w:t>权柄</w:t>
-        </w:r>
-      </w:hyperlink>
+      <w:r>
+        <w:rPr>
+          <w:lang w:val="zh_CN" w:bidi="zh_CN"/>
+        </w:rPr>
+        <w:t>权柄</w:t>
+      </w:r>
       <w:r>
         <w:rPr>
           <w:lang w:val="zh_CN" w:bidi="zh_CN"/>
         </w:rPr>
         <w:t>。耶稣告诉他们要使所有人都成为耶稣的门徒，并奉父、子、</w:t>
       </w:r>
-      <w:hyperlink r:id="rId29">
-        <w:r>
-          <w:rPr>
-            <w:lang w:val="zh_CN" w:bidi="zh_CN"/>
-          </w:rPr>
-          <w:rPr>
-            <w:color w:val="0000EE"/>
-            <w:u w:val="single"/>
-          </w:rPr>
-          <w:t>圣灵</w:t>
-        </w:r>
-      </w:hyperlink>
+      <w:r>
+        <w:rPr>
+          <w:lang w:val="zh_CN" w:bidi="zh_CN"/>
+        </w:rPr>
+        <w:t>圣灵</w:t>
+      </w:r>
       <w:r>
         <w:rPr>
           <w:lang w:val="zh_CN" w:bidi="zh_CN"/>
@@ -914,36 +788,24 @@
         </w:rPr>
         <w:t>所以，从那时候开始，我们看到人们在一开始</w:t>
       </w:r>
-      <w:hyperlink r:id="rId30">
-        <w:r>
-          <w:rPr>
-            <w:lang w:val="zh_CN" w:bidi="zh_CN"/>
-          </w:rPr>
-          <w:rPr>
-            <w:color w:val="0000EE"/>
-            <w:u w:val="single"/>
-          </w:rPr>
-          <w:t>相信</w:t>
-        </w:r>
-      </w:hyperlink>
+      <w:r>
+        <w:rPr>
+          <w:lang w:val="zh_CN" w:bidi="zh_CN"/>
+        </w:rPr>
+        <w:t>相信</w:t>
+      </w:r>
       <w:r>
         <w:rPr>
           <w:lang w:val="zh_CN" w:bidi="zh_CN"/>
         </w:rPr>
         <w:t>耶稣的时候，就接受洗礼。洗礼是他们悔改和需要得到</w:t>
       </w:r>
-      <w:hyperlink r:id="rId31">
-        <w:r>
-          <w:rPr>
-            <w:lang w:val="zh_CN" w:bidi="zh_CN"/>
-          </w:rPr>
-          <w:rPr>
-            <w:color w:val="0000EE"/>
-            <w:u w:val="single"/>
-          </w:rPr>
-          <w:t>饶恕</w:t>
-        </w:r>
-      </w:hyperlink>
+      <w:r>
+        <w:rPr>
+          <w:lang w:val="zh_CN" w:bidi="zh_CN"/>
+        </w:rPr>
+        <w:t>饶恕</w:t>
+      </w:r>
       <w:r>
         <w:rPr>
           <w:lang w:val="zh_CN" w:bidi="zh_CN"/>
@@ -964,18 +826,12 @@
         </w:rPr>
         <w:t>保罗在他的书信中解释说，当我们受洗时，就好像我们死了，然后又复活了。我们进入水中时是死，从水中上来时是复活。这是一个象征，表明我们的旧生命已经死了。我们现在拥有新生命，因为我们属于耶稣。耶稣为我们而死，并从死里复活。当我们受洗时，我们接受耶稣为我们死，并且我们成为新人，因为神赦免了我们。正如水能洗净我们身体上的污秽一样，耶稣也"洗净"了我们的</w:t>
       </w:r>
-      <w:hyperlink r:id="rId32">
-        <w:r>
-          <w:rPr>
-            <w:lang w:val="zh_CN" w:bidi="zh_CN"/>
-          </w:rPr>
-          <w:rPr>
-            <w:color w:val="0000EE"/>
-            <w:u w:val="single"/>
-          </w:rPr>
-          <w:t>罪</w:t>
-        </w:r>
-      </w:hyperlink>
+      <w:r>
+        <w:rPr>
+          <w:lang w:val="zh_CN" w:bidi="zh_CN"/>
+        </w:rPr>
+        <w:t>罪</w:t>
+      </w:r>
       <w:r>
         <w:rPr>
           <w:lang w:val="zh_CN" w:bidi="zh_CN"/>
@@ -1025,41 +881,17 @@
         </w:rPr>
         <w:t>洗礼这个词，以及给某人施洗，可能会很难翻译。许多人使用的词听起来像</w:t>
       </w:r>
-      <w:hyperlink r:id="rId33">
-        <w:r>
-          <w:rPr>
-            <w:lang w:val="zh_CN" w:bidi="zh_CN"/>
-          </w:rPr>
-          <w:rPr>
-            <w:color w:val="0000EE"/>
-            <w:u w:val="single"/>
-          </w:rPr>
-          <w:t>希腊文</w:t>
-        </w:r>
-      </w:hyperlink>
-      <w:r>
-        <w:rPr>
-          <w:lang w:val="zh_CN" w:bidi="zh_CN"/>
-        </w:rPr>
-        <w:t>的baptizo。新</w:t>
-      </w:r>
-      <w:hyperlink r:id="rId34">
-        <w:r>
-          <w:rPr>
-            <w:lang w:val="zh_CN" w:bidi="zh_CN"/>
-          </w:rPr>
-          <w:rPr>
-            <w:color w:val="0000EE"/>
-            <w:u w:val="single"/>
-          </w:rPr>
-          <w:t>信徒</w:t>
-        </w:r>
-      </w:hyperlink>
-      <w:r>
-        <w:rPr>
-          <w:lang w:val="zh_CN" w:bidi="zh_CN"/>
-        </w:rPr>
-        <w:t>必须慢慢学会这个词的意义。你也可以使用一个对于与同属你语言群体的人来说更有意义的词语。如果你的社群里有沐浴的仪式，这个词在翻译洗礼时可能会有帮助。但是，要确保你了解你所在社群的这个仪式的意义，并思考一下这个仪式的意义和圣经中洗礼的意义之间的区别。你可能需要解释一下，圣经中的洗礼和你所在社群的这个仪式有什么不同。</w:t>
+      <w:r>
+        <w:rPr>
+          <w:lang w:val="zh_CN" w:bidi="zh_CN"/>
+        </w:rPr>
+        <w:t>希腊文</w:t>
+      </w:r>
+      <w:r>
+        <w:rPr>
+          <w:lang w:val="zh_CN" w:bidi="zh_CN"/>
+        </w:rPr>
+        <w:t>的baptizo。新信徒必须慢慢学会这个词的意义。你也可以使用一个对于与同属你语言群体的人来说更有意义的词语。如果你的社群里有沐浴的仪式，这个词在翻译洗礼时可能会有帮助。但是，要确保你了解你所在社群的这个仪式的意义，并思考一下这个仪式的意义和圣经中洗礼的意义之间的区别。你可能需要解释一下，圣经中的洗礼和你所在社群的这个仪式有什么不同。</w:t>
       </w:r>
     </w:p>
     <w:p>
@@ -1128,7 +960,7 @@
           <w:lang w:val="zh_CN" w:bidi="zh_CN"/>
         </w:rPr>
       </w:r>
-      <w:hyperlink r:id="rId19">
+      <w:hyperlink r:id="rId13">
         <w:r>
           <w:rPr>
             <w:lang w:val="zh_CN" w:bidi="zh_CN"/>

--- a/zhs/docx/072.content.docx
+++ b/zhs/docx/072.content.docx
@@ -355,23 +355,12 @@
         <w:rPr>
           <w:lang w:val="zh_CN" w:bidi="zh_CN"/>
         </w:rPr>
-        <w:t>希腊人</w:t>
-      </w:r>
-      <w:r>
-        <w:rPr>
-          <w:lang w:val="zh_CN" w:bidi="zh_CN"/>
-        </w:rPr>
-      </w:r>
-    </w:p>
-    <w:p>
-      <w:pPr>
-        <w:pStyle w:val="Heading4"/>
-      </w:pPr>
-      <w:r>
-        <w:rPr>
-          <w:lang w:val="zh_CN" w:bidi="zh_CN"/>
-        </w:rPr>
-        <w:t>Audio Content</w:t>
+        <w:t>希律党人</w:t>
+      </w:r>
+      <w:r>
+        <w:rPr>
+          <w:lang w:val="zh_CN" w:bidi="zh_CN"/>
+        </w:rPr>
       </w:r>
     </w:p>
     <w:p>
@@ -381,23 +370,36 @@
           <w:lang w:val="zh_CN" w:bidi="zh_CN"/>
         </w:rPr>
       </w:r>
-      <w:hyperlink r:id="rId13">
-        <w:r>
-          <w:rPr>
-            <w:lang w:val="zh_CN" w:bidi="zh_CN"/>
-          </w:rPr>
-          <w:rPr>
-            <w:color w:val="0000EE"/>
-            <w:u w:val="single"/>
-          </w:rPr>
-          <w:t>mp3 file</w:t>
-        </w:r>
-      </w:hyperlink>
-      <w:r>
-        <w:rPr>
-          <w:lang w:val="zh_CN" w:bidi="zh_CN"/>
-        </w:rPr>
-        <w:t xml:space="preserve"> (None KB)</w:t>
+      <w:r>
+        <w:rPr>
+          <w:lang w:val="zh_CN" w:bidi="zh_CN"/>
+        </w:rPr>
+        <w:t>在新约中，</w:t>
+      </w:r>
+      <w:r>
+        <w:rPr>
+          <w:b/>
+          <w:lang w:val="zh_CN" w:bidi="zh_CN"/>
+        </w:rPr>
+        <w:t>希律党人</w:t>
+      </w:r>
+      <w:r>
+        <w:rPr>
+          <w:lang w:val="zh_CN" w:bidi="zh_CN"/>
+        </w:rPr>
+        <w:t>这个词表示一群支持希律党家族的统治的人，这表示希律王、他的儿子希律和他的孙子希律。 罗马政府任命了这些统治者，所以希律党人也支持罗马政府。 从这个角度看，他们是</w:t>
+      </w:r>
+      <w:r>
+        <w:rPr>
+          <w:lang w:val="zh_CN" w:bidi="zh_CN"/>
+        </w:rPr>
+        <w:t>法利赛人</w:t>
+      </w:r>
+      <w:r>
+        <w:rPr>
+          <w:lang w:val="zh_CN" w:bidi="zh_CN"/>
+        </w:rPr>
+        <w:t>的对立面，法利赛人是一群反对罗马统治的宗教教师。 然而，法利赛人和希律党人一起反对耶稣。</w:t>
       </w:r>
       <w:r>
         <w:rPr>
@@ -426,7 +428,7 @@
         <w:rPr>
           <w:lang w:val="zh_CN" w:bidi="zh_CN"/>
         </w:rPr>
-        <w:t>希律党人</w:t>
+        <w:t>洗礼</w:t>
       </w:r>
       <w:r>
         <w:rPr>
@@ -445,42 +447,20 @@
         <w:rPr>
           <w:lang w:val="zh_CN" w:bidi="zh_CN"/>
         </w:rPr>
-        <w:t>在新约中，</w:t>
+        <w:t>给某人或某物</w:t>
       </w:r>
       <w:r>
         <w:rPr>
           <w:b/>
           <w:lang w:val="zh_CN" w:bidi="zh_CN"/>
         </w:rPr>
-        <w:t>希律党人</w:t>
-      </w:r>
-      <w:r>
-        <w:rPr>
-          <w:lang w:val="zh_CN" w:bidi="zh_CN"/>
-        </w:rPr>
-        <w:t>这个词表示一群支持希律党家族的统治的人，这表示希律王、他的儿子希律和他的孙子希律。 罗马政府任命了这些统治者，所以希律党人也支持罗马政府。 从这个角度看，他们是</w:t>
-      </w:r>
-      <w:r>
-        <w:rPr>
-          <w:lang w:val="zh_CN" w:bidi="zh_CN"/>
-        </w:rPr>
-        <w:t>法利赛人</w:t>
-      </w:r>
-      <w:r>
-        <w:rPr>
-          <w:lang w:val="zh_CN" w:bidi="zh_CN"/>
-        </w:rPr>
-        <w:t>的对立面，法利赛人是一群反对罗马统治的宗教教师。 然而，法利赛人和希律党人一起反对耶稣。</w:t>
-      </w:r>
-      <w:r>
-        <w:rPr>
-          <w:lang w:val="zh_CN" w:bidi="zh_CN"/>
-        </w:rPr>
-      </w:r>
-      <w:r>
-        <w:rPr>
-          <w:lang w:val="zh_CN" w:bidi="zh_CN"/>
-        </w:rPr>
+        <w:t>施洗</w:t>
+      </w:r>
+      <w:r>
+        <w:rPr>
+          <w:lang w:val="zh_CN" w:bidi="zh_CN"/>
+        </w:rPr>
+        <w:t>，意味着将其浸入水中以清洗它。 它来自希腊文baptizo一词。</w:t>
       </w:r>
     </w:p>
     <w:p>
@@ -490,32 +470,53 @@
           <w:lang w:val="zh_CN" w:bidi="zh_CN"/>
         </w:rPr>
       </w:r>
-    </w:p>
-    <w:p>
-      <w:pPr>
-        <w:pStyle w:val="Heading2"/>
-      </w:pPr>
-      <w:r>
-        <w:rPr>
-          <w:lang w:val="zh_CN" w:bidi="zh_CN"/>
-        </w:rPr>
-        <w:t>希律党人</w:t>
-      </w:r>
-      <w:r>
-        <w:rPr>
-          <w:lang w:val="zh_CN" w:bidi="zh_CN"/>
-        </w:rPr>
-      </w:r>
-    </w:p>
-    <w:p>
-      <w:pPr>
-        <w:pStyle w:val="Heading4"/>
-      </w:pPr>
-      <w:r>
-        <w:rPr>
-          <w:lang w:val="zh_CN" w:bidi="zh_CN"/>
-        </w:rPr>
-        <w:t>Audio Content</w:t>
+      <w:r>
+        <w:rPr>
+          <w:lang w:val="zh_CN" w:bidi="zh_CN"/>
+        </w:rPr>
+        <w:t>这个词具有特殊的宗教含义。在旧约中，</w:t>
+      </w:r>
+      <w:r>
+        <w:rPr>
+          <w:lang w:val="zh_CN" w:bidi="zh_CN"/>
+        </w:rPr>
+        <w:t>犹太</w:t>
+      </w:r>
+      <w:r>
+        <w:rPr>
+          <w:lang w:val="zh_CN" w:bidi="zh_CN"/>
+        </w:rPr>
+        <w:t>祭司</w:t>
+      </w:r>
+      <w:r>
+        <w:rPr>
+          <w:lang w:val="zh_CN" w:bidi="zh_CN"/>
+        </w:rPr>
+        <w:t>在神的</w:t>
+      </w:r>
+      <w:r>
+        <w:rPr>
+          <w:lang w:val="zh_CN" w:bidi="zh_CN"/>
+        </w:rPr>
+        <w:t>圣殿</w:t>
+      </w:r>
+      <w:r>
+        <w:rPr>
+          <w:lang w:val="zh_CN" w:bidi="zh_CN"/>
+        </w:rPr>
+        <w:t>中工作之前，会先为自己施洗。这使他们"</w:t>
+      </w:r>
+      <w:r>
+        <w:rPr>
+          <w:lang w:val="zh_CN" w:bidi="zh_CN"/>
+        </w:rPr>
+        <w:t>洁净</w:t>
+      </w:r>
+      <w:r>
+        <w:rPr>
+          <w:lang w:val="zh_CN" w:bidi="zh_CN"/>
+        </w:rPr>
+        <w:t>"，使他们可以靠近神。</w:t>
       </w:r>
     </w:p>
     <w:p>
@@ -525,33 +526,11 @@
           <w:lang w:val="zh_CN" w:bidi="zh_CN"/>
         </w:rPr>
       </w:r>
-      <w:hyperlink r:id="rId13">
-        <w:r>
-          <w:rPr>
-            <w:lang w:val="zh_CN" w:bidi="zh_CN"/>
-          </w:rPr>
-          <w:rPr>
-            <w:color w:val="0000EE"/>
-            <w:u w:val="single"/>
-          </w:rPr>
-          <w:t>mp3 file</w:t>
-        </w:r>
-      </w:hyperlink>
-      <w:r>
-        <w:rPr>
-          <w:lang w:val="zh_CN" w:bidi="zh_CN"/>
-        </w:rPr>
-        <w:t xml:space="preserve"> (None KB)</w:t>
-      </w:r>
-      <w:r>
-        <w:rPr>
-          <w:lang w:val="zh_CN" w:bidi="zh_CN"/>
-        </w:rPr>
-      </w:r>
-      <w:r>
-        <w:rPr>
-          <w:lang w:val="zh_CN" w:bidi="zh_CN"/>
-        </w:rPr>
+      <w:r>
+        <w:rPr>
+          <w:lang w:val="zh_CN" w:bidi="zh_CN"/>
+        </w:rPr>
+        <w:t>当非犹太人想要跟随神时，他们可以受洗。之后，他们会被接纳为神的子民。我们没有在旧约中听过这个习俗，但我们从其它犹太人历史的书卷中可以得知。</w:t>
       </w:r>
     </w:p>
     <w:p>
@@ -561,21 +540,35 @@
           <w:lang w:val="zh_CN" w:bidi="zh_CN"/>
         </w:rPr>
       </w:r>
-    </w:p>
-    <w:p>
-      <w:pPr>
-        <w:pStyle w:val="Heading2"/>
-      </w:pPr>
-      <w:r>
-        <w:rPr>
-          <w:lang w:val="zh_CN" w:bidi="zh_CN"/>
-        </w:rPr>
-        <w:t>洗礼</w:t>
-      </w:r>
-      <w:r>
-        <w:rPr>
-          <w:lang w:val="zh_CN" w:bidi="zh_CN"/>
-        </w:rPr>
+      <w:r>
+        <w:rPr>
+          <w:lang w:val="zh_CN" w:bidi="zh_CN"/>
+        </w:rPr>
+        <w:t>当</w:t>
+      </w:r>
+      <w:r>
+        <w:rPr>
+          <w:lang w:val="zh_CN" w:bidi="zh_CN"/>
+        </w:rPr>
+        <w:t>施洗约翰</w:t>
+      </w:r>
+      <w:r>
+        <w:rPr>
+          <w:lang w:val="zh_CN" w:bidi="zh_CN"/>
+        </w:rPr>
+        <w:t>来时，他做了一件新事，告诉所有的人他们都应该受洗。生为犹太人并不足以成为神的子民！所有人都需要</w:t>
+      </w:r>
+      <w:r>
+        <w:rPr>
+          <w:lang w:val="zh_CN" w:bidi="zh_CN"/>
+        </w:rPr>
+        <w:t>悔改</w:t>
+      </w:r>
+      <w:r>
+        <w:rPr>
+          <w:lang w:val="zh_CN" w:bidi="zh_CN"/>
+        </w:rPr>
+        <w:t>，为他们所做的坏事道歉。他们需要转离旧的生活，开始一个新的生活方式。他们应该开始顺服神！</w:t>
       </w:r>
     </w:p>
     <w:p>
@@ -589,20 +582,55 @@
         <w:rPr>
           <w:lang w:val="zh_CN" w:bidi="zh_CN"/>
         </w:rPr>
-        <w:t>给某人或某物</w:t>
-      </w:r>
-      <w:r>
-        <w:rPr>
-          <w:b/>
-          <w:lang w:val="zh_CN" w:bidi="zh_CN"/>
-        </w:rPr>
-        <w:t>施洗</w:t>
-      </w:r>
-      <w:r>
-        <w:rPr>
-          <w:lang w:val="zh_CN" w:bidi="zh_CN"/>
-        </w:rPr>
-        <w:t>，意味着将其浸入水中以清洗它。 它来自希腊文baptizo一词。</w:t>
+        <w:t>就在耶稣回到</w:t>
+      </w:r>
+      <w:r>
+        <w:rPr>
+          <w:lang w:val="zh_CN" w:bidi="zh_CN"/>
+        </w:rPr>
+        <w:t>天上</w:t>
+      </w:r>
+      <w:r>
+        <w:rPr>
+          <w:lang w:val="zh_CN" w:bidi="zh_CN"/>
+        </w:rPr>
+        <w:t>之前，祂告诉祂的</w:t>
+      </w:r>
+      <w:r>
+        <w:rPr>
+          <w:lang w:val="zh_CN" w:bidi="zh_CN"/>
+        </w:rPr>
+        <w:t>门徒</w:t>
+      </w:r>
+      <w:r>
+        <w:rPr>
+          <w:lang w:val="zh_CN" w:bidi="zh_CN"/>
+        </w:rPr>
+        <w:t>们要去告诉各地的人，耶稣拥有高于一切之上</w:t>
+      </w:r>
+      <w:r>
+        <w:rPr>
+          <w:lang w:val="zh_CN" w:bidi="zh_CN"/>
+        </w:rPr>
+        <w:t>权柄</w:t>
+      </w:r>
+      <w:r>
+        <w:rPr>
+          <w:lang w:val="zh_CN" w:bidi="zh_CN"/>
+        </w:rPr>
+        <w:t>。耶稣告诉他们要使所有人都成为耶稣的门徒，并奉父、子、</w:t>
+      </w:r>
+      <w:r>
+        <w:rPr>
+          <w:lang w:val="zh_CN" w:bidi="zh_CN"/>
+        </w:rPr>
+        <w:t>圣灵</w:t>
+      </w:r>
+      <w:r>
+        <w:rPr>
+          <w:lang w:val="zh_CN" w:bidi="zh_CN"/>
+        </w:rPr>
+        <w:t>的名给他们施洗。</w:t>
       </w:r>
     </w:p>
     <w:p>
@@ -616,49 +644,31 @@
         <w:rPr>
           <w:lang w:val="zh_CN" w:bidi="zh_CN"/>
         </w:rPr>
-        <w:t>这个词具有特殊的宗教含义。在旧约中，</w:t>
-      </w:r>
-      <w:r>
-        <w:rPr>
-          <w:lang w:val="zh_CN" w:bidi="zh_CN"/>
-        </w:rPr>
-        <w:t>犹太</w:t>
-      </w:r>
-      <w:r>
-        <w:rPr>
-          <w:lang w:val="zh_CN" w:bidi="zh_CN"/>
-        </w:rPr>
-        <w:t>祭司</w:t>
-      </w:r>
-      <w:r>
-        <w:rPr>
-          <w:lang w:val="zh_CN" w:bidi="zh_CN"/>
-        </w:rPr>
-        <w:t>在神的</w:t>
-      </w:r>
-      <w:r>
-        <w:rPr>
-          <w:lang w:val="zh_CN" w:bidi="zh_CN"/>
-        </w:rPr>
-        <w:t>圣殿</w:t>
-      </w:r>
-      <w:r>
-        <w:rPr>
-          <w:lang w:val="zh_CN" w:bidi="zh_CN"/>
-        </w:rPr>
-        <w:t>中工作之前，会先为自己施洗。这使他们"</w:t>
-      </w:r>
-      <w:r>
-        <w:rPr>
-          <w:lang w:val="zh_CN" w:bidi="zh_CN"/>
-        </w:rPr>
-        <w:t>洁净</w:t>
-      </w:r>
-      <w:r>
-        <w:rPr>
-          <w:lang w:val="zh_CN" w:bidi="zh_CN"/>
-        </w:rPr>
-        <w:t>"，使他们可以靠近神。</w:t>
+        <w:t>所以，从那时候开始，我们看到人们在一开始</w:t>
+      </w:r>
+      <w:r>
+        <w:rPr>
+          <w:lang w:val="zh_CN" w:bidi="zh_CN"/>
+        </w:rPr>
+        <w:t>相信</w:t>
+      </w:r>
+      <w:r>
+        <w:rPr>
+          <w:lang w:val="zh_CN" w:bidi="zh_CN"/>
+        </w:rPr>
+        <w:t>耶稣的时候，就接受洗礼。洗礼是他们悔改和需要得到</w:t>
+      </w:r>
+      <w:r>
+        <w:rPr>
+          <w:lang w:val="zh_CN" w:bidi="zh_CN"/>
+        </w:rPr>
+        <w:t>饶恕</w:t>
+      </w:r>
+      <w:r>
+        <w:rPr>
+          <w:lang w:val="zh_CN" w:bidi="zh_CN"/>
+        </w:rPr>
+        <w:t>的记号。但这也是表明他们现在属于耶稣并愿意跟随祂的记号。</w:t>
       </w:r>
     </w:p>
     <w:p>
@@ -672,7 +682,19 @@
         <w:rPr>
           <w:lang w:val="zh_CN" w:bidi="zh_CN"/>
         </w:rPr>
-        <w:t>当非犹太人想要跟随神时，他们可以受洗。之后，他们会被接纳为神的子民。我们没有在旧约中听过这个习俗，但我们从其它犹太人历史的书卷中可以得知。</w:t>
+        <w:t>保罗在他的书信中解释说，当我们受洗时，就好像我们死了，然后又复活了。我们进入水中时是死，从水中上来时是复活。这是一个象征，表明我们的旧生命已经死了。我们现在拥有新生命，因为我们属于耶稣。耶稣为我们而死，并从死里复活。当我们受洗时，我们接受耶稣为我们死，并且我们成为新人，因为神赦免了我们。正如水能洗净我们身体上的污秽一样，耶稣也"洗净"了我们的</w:t>
+      </w:r>
+      <w:r>
+        <w:rPr>
+          <w:lang w:val="zh_CN" w:bidi="zh_CN"/>
+        </w:rPr>
+        <w:t>罪</w:t>
+      </w:r>
+      <w:r>
+        <w:rPr>
+          <w:lang w:val="zh_CN" w:bidi="zh_CN"/>
+        </w:rPr>
+        <w:t>。现在我们可以来亲近神了！</w:t>
       </w:r>
     </w:p>
     <w:p>
@@ -686,31 +708,7 @@
         <w:rPr>
           <w:lang w:val="zh_CN" w:bidi="zh_CN"/>
         </w:rPr>
-        <w:t>当</w:t>
-      </w:r>
-      <w:r>
-        <w:rPr>
-          <w:lang w:val="zh_CN" w:bidi="zh_CN"/>
-        </w:rPr>
-        <w:t>施洗约翰</w:t>
-      </w:r>
-      <w:r>
-        <w:rPr>
-          <w:lang w:val="zh_CN" w:bidi="zh_CN"/>
-        </w:rPr>
-        <w:t>来时，他做了一件新事，告诉所有的人他们都应该受洗。生为犹太人并不足以成为神的子民！所有人都需要</w:t>
-      </w:r>
-      <w:r>
-        <w:rPr>
-          <w:lang w:val="zh_CN" w:bidi="zh_CN"/>
-        </w:rPr>
-        <w:t>悔改</w:t>
-      </w:r>
-      <w:r>
-        <w:rPr>
-          <w:lang w:val="zh_CN" w:bidi="zh_CN"/>
-        </w:rPr>
-        <w:t>，为他们所做的坏事道歉。他们需要转离旧的生活，开始一个新的生活方式。他们应该开始顺服神！</w:t>
+        <w:t>洗礼仪式是一件只需要做一次的事情。</w:t>
       </w:r>
     </w:p>
     <w:p>
@@ -722,57 +720,10 @@
       </w:r>
       <w:r>
         <w:rPr>
-          <w:lang w:val="zh_CN" w:bidi="zh_CN"/>
-        </w:rPr>
-        <w:t>就在耶稣回到</w:t>
-      </w:r>
-      <w:r>
-        <w:rPr>
-          <w:lang w:val="zh_CN" w:bidi="zh_CN"/>
-        </w:rPr>
-        <w:t>天上</w:t>
-      </w:r>
-      <w:r>
-        <w:rPr>
-          <w:lang w:val="zh_CN" w:bidi="zh_CN"/>
-        </w:rPr>
-        <w:t>之前，祂告诉祂的</w:t>
-      </w:r>
-      <w:r>
-        <w:rPr>
-          <w:lang w:val="zh_CN" w:bidi="zh_CN"/>
-        </w:rPr>
-        <w:t>门徒</w:t>
-      </w:r>
-      <w:r>
-        <w:rPr>
-          <w:lang w:val="zh_CN" w:bidi="zh_CN"/>
-        </w:rPr>
-        <w:t>们要去告诉各地的人，耶稣拥有高于一切之上</w:t>
-      </w:r>
-      <w:r>
-        <w:rPr>
-          <w:lang w:val="zh_CN" w:bidi="zh_CN"/>
-        </w:rPr>
-        <w:t>权柄</w:t>
-      </w:r>
-      <w:r>
-        <w:rPr>
-          <w:lang w:val="zh_CN" w:bidi="zh_CN"/>
-        </w:rPr>
-        <w:t>。耶稣告诉他们要使所有人都成为耶稣的门徒，并奉父、子、</w:t>
-      </w:r>
-      <w:r>
-        <w:rPr>
-          <w:lang w:val="zh_CN" w:bidi="zh_CN"/>
-        </w:rPr>
-        <w:t>圣灵</w:t>
-      </w:r>
-      <w:r>
-        <w:rPr>
-          <w:lang w:val="zh_CN" w:bidi="zh_CN"/>
-        </w:rPr>
-        <w:t>的名给他们施洗。</w:t>
+          <w:b/>
+          <w:lang w:val="zh_CN" w:bidi="zh_CN"/>
+        </w:rPr>
+        <w:t>当你翻译洗礼时，要注意以下几个事项：</w:t>
       </w:r>
     </w:p>
     <w:p>
@@ -786,31 +737,19 @@
         <w:rPr>
           <w:lang w:val="zh_CN" w:bidi="zh_CN"/>
         </w:rPr>
-        <w:t>所以，从那时候开始，我们看到人们在一开始</w:t>
-      </w:r>
-      <w:r>
-        <w:rPr>
-          <w:lang w:val="zh_CN" w:bidi="zh_CN"/>
-        </w:rPr>
-        <w:t>相信</w:t>
-      </w:r>
-      <w:r>
-        <w:rPr>
-          <w:lang w:val="zh_CN" w:bidi="zh_CN"/>
-        </w:rPr>
-        <w:t>耶稣的时候，就接受洗礼。洗礼是他们悔改和需要得到</w:t>
-      </w:r>
-      <w:r>
-        <w:rPr>
-          <w:lang w:val="zh_CN" w:bidi="zh_CN"/>
-        </w:rPr>
-        <w:t>饶恕</w:t>
-      </w:r>
-      <w:r>
-        <w:rPr>
-          <w:lang w:val="zh_CN" w:bidi="zh_CN"/>
-        </w:rPr>
-        <w:t>的记号。但这也是表明他们现在属于耶稣并愿意跟随祂的记号。</w:t>
+        <w:t>洗礼这个词，以及给某人施洗，可能会很难翻译。许多人使用的词听起来像</w:t>
+      </w:r>
+      <w:r>
+        <w:rPr>
+          <w:lang w:val="zh_CN" w:bidi="zh_CN"/>
+        </w:rPr>
+        <w:t>希腊文</w:t>
+      </w:r>
+      <w:r>
+        <w:rPr>
+          <w:lang w:val="zh_CN" w:bidi="zh_CN"/>
+        </w:rPr>
+        <w:t>的baptizo。新信徒必须慢慢学会这个词的意义。你也可以使用一个对于与同属你语言群体的人来说更有意义的词语。如果你的社群里有沐浴的仪式，这个词在翻译洗礼时可能会有帮助。但是，要确保你了解你所在社群的这个仪式的意义，并思考一下这个仪式的意义和圣经中洗礼的意义之间的区别。你可能需要解释一下，圣经中的洗礼和你所在社群的这个仪式有什么不同。</w:t>
       </w:r>
     </w:p>
     <w:p>
@@ -824,159 +763,7 @@
         <w:rPr>
           <w:lang w:val="zh_CN" w:bidi="zh_CN"/>
         </w:rPr>
-        <w:t>保罗在他的书信中解释说，当我们受洗时，就好像我们死了，然后又复活了。我们进入水中时是死，从水中上来时是复活。这是一个象征，表明我们的旧生命已经死了。我们现在拥有新生命，因为我们属于耶稣。耶稣为我们而死，并从死里复活。当我们受洗时，我们接受耶稣为我们死，并且我们成为新人，因为神赦免了我们。正如水能洗净我们身体上的污秽一样，耶稣也"洗净"了我们的</w:t>
-      </w:r>
-      <w:r>
-        <w:rPr>
-          <w:lang w:val="zh_CN" w:bidi="zh_CN"/>
-        </w:rPr>
-        <w:t>罪</w:t>
-      </w:r>
-      <w:r>
-        <w:rPr>
-          <w:lang w:val="zh_CN" w:bidi="zh_CN"/>
-        </w:rPr>
-        <w:t>。现在我们可以来亲近神了！</w:t>
-      </w:r>
-    </w:p>
-    <w:p>
-      <w:pPr/>
-      <w:r>
-        <w:rPr>
-          <w:lang w:val="zh_CN" w:bidi="zh_CN"/>
-        </w:rPr>
-      </w:r>
-      <w:r>
-        <w:rPr>
-          <w:lang w:val="zh_CN" w:bidi="zh_CN"/>
-        </w:rPr>
-        <w:t>洗礼仪式是一件只需要做一次的事情。</w:t>
-      </w:r>
-    </w:p>
-    <w:p>
-      <w:pPr/>
-      <w:r>
-        <w:rPr>
-          <w:lang w:val="zh_CN" w:bidi="zh_CN"/>
-        </w:rPr>
-      </w:r>
-      <w:r>
-        <w:rPr>
-          <w:b/>
-          <w:lang w:val="zh_CN" w:bidi="zh_CN"/>
-        </w:rPr>
-        <w:t>当你翻译洗礼时，要注意以下几个事项：</w:t>
-      </w:r>
-    </w:p>
-    <w:p>
-      <w:pPr/>
-      <w:r>
-        <w:rPr>
-          <w:lang w:val="zh_CN" w:bidi="zh_CN"/>
-        </w:rPr>
-      </w:r>
-      <w:r>
-        <w:rPr>
-          <w:lang w:val="zh_CN" w:bidi="zh_CN"/>
-        </w:rPr>
-        <w:t>洗礼这个词，以及给某人施洗，可能会很难翻译。许多人使用的词听起来像</w:t>
-      </w:r>
-      <w:r>
-        <w:rPr>
-          <w:lang w:val="zh_CN" w:bidi="zh_CN"/>
-        </w:rPr>
-        <w:t>希腊文</w:t>
-      </w:r>
-      <w:r>
-        <w:rPr>
-          <w:lang w:val="zh_CN" w:bidi="zh_CN"/>
-        </w:rPr>
-        <w:t>的baptizo。新信徒必须慢慢学会这个词的意义。你也可以使用一个对于与同属你语言群体的人来说更有意义的词语。如果你的社群里有沐浴的仪式，这个词在翻译洗礼时可能会有帮助。但是，要确保你了解你所在社群的这个仪式的意义，并思考一下这个仪式的意义和圣经中洗礼的意义之间的区别。你可能需要解释一下，圣经中的洗礼和你所在社群的这个仪式有什么不同。</w:t>
-      </w:r>
-    </w:p>
-    <w:p>
-      <w:pPr/>
-      <w:r>
-        <w:rPr>
-          <w:lang w:val="zh_CN" w:bidi="zh_CN"/>
-        </w:rPr>
-      </w:r>
-      <w:r>
-        <w:rPr>
-          <w:lang w:val="zh_CN" w:bidi="zh_CN"/>
-        </w:rPr>
         <w:t>你也可以使用一个听起来像baptizo的词，然后加入一个小片语来进一步解释它的意思。</w:t>
-      </w:r>
-      <w:r>
-        <w:rPr>
-          <w:lang w:val="zh_CN" w:bidi="zh_CN"/>
-        </w:rPr>
-      </w:r>
-      <w:r>
-        <w:rPr>
-          <w:lang w:val="zh_CN" w:bidi="zh_CN"/>
-        </w:rPr>
-      </w:r>
-    </w:p>
-    <w:p>
-      <w:pPr/>
-      <w:r>
-        <w:rPr>
-          <w:lang w:val="zh_CN" w:bidi="zh_CN"/>
-        </w:rPr>
-      </w:r>
-    </w:p>
-    <w:p>
-      <w:pPr>
-        <w:pStyle w:val="Heading2"/>
-      </w:pPr>
-      <w:r>
-        <w:rPr>
-          <w:lang w:val="zh_CN" w:bidi="zh_CN"/>
-        </w:rPr>
-        <w:t>洗礼</w:t>
-      </w:r>
-      <w:r>
-        <w:rPr>
-          <w:lang w:val="zh_CN" w:bidi="zh_CN"/>
-        </w:rPr>
-      </w:r>
-    </w:p>
-    <w:p>
-      <w:pPr>
-        <w:pStyle w:val="Heading4"/>
-      </w:pPr>
-      <w:r>
-        <w:rPr>
-          <w:lang w:val="zh_CN" w:bidi="zh_CN"/>
-        </w:rPr>
-        <w:t>Audio Content</w:t>
-      </w:r>
-    </w:p>
-    <w:p>
-      <w:pPr/>
-      <w:r>
-        <w:rPr>
-          <w:lang w:val="zh_CN" w:bidi="zh_CN"/>
-        </w:rPr>
-      </w:r>
-      <w:hyperlink r:id="rId13">
-        <w:r>
-          <w:rPr>
-            <w:lang w:val="zh_CN" w:bidi="zh_CN"/>
-          </w:rPr>
-          <w:rPr>
-            <w:color w:val="0000EE"/>
-            <w:u w:val="single"/>
-          </w:rPr>
-          <w:t>mp3 file</w:t>
-        </w:r>
-      </w:hyperlink>
-      <w:r>
-        <w:rPr>
-          <w:lang w:val="zh_CN" w:bidi="zh_CN"/>
-        </w:rPr>
-        <w:t xml:space="preserve"> (None KB)</w:t>
       </w:r>
       <w:r>
         <w:rPr>

--- a/zhs/docx/072.content.docx
+++ b/zhs/docx/072.content.docx
@@ -224,24 +224,36 @@
         </w:rPr>
         <w:t>。希腊是位于我们现在称为欧洲地区南部的国家。在基督诞生前的几百年，希腊是当地最强大的</w:t>
       </w:r>
-      <w:r>
-        <w:rPr>
-          <w:lang w:val="zh_CN" w:bidi="zh_CN"/>
-        </w:rPr>
-        <w:t>国</w:t>
-      </w:r>
+      <w:hyperlink r:id="rId13">
+        <w:r>
+          <w:rPr>
+            <w:lang w:val="zh_CN" w:bidi="zh_CN"/>
+          </w:rPr>
+          <w:rPr>
+            <w:color w:val="0000EE"/>
+            <w:u w:val="single"/>
+          </w:rPr>
+          <w:t>国</w:t>
+        </w:r>
+      </w:hyperlink>
       <w:r>
         <w:rPr>
           <w:lang w:val="zh_CN" w:bidi="zh_CN"/>
         </w:rPr>
         <w:t>，希腊人统治著非常广大的领土。这片领土也包括</w:t>
       </w:r>
-      <w:r>
-        <w:rPr>
-          <w:lang w:val="zh_CN" w:bidi="zh_CN"/>
-        </w:rPr>
-        <w:t>以色列</w:t>
-      </w:r>
+      <w:hyperlink r:id="rId14">
+        <w:r>
+          <w:rPr>
+            <w:lang w:val="zh_CN" w:bidi="zh_CN"/>
+          </w:rPr>
+          <w:rPr>
+            <w:color w:val="0000EE"/>
+            <w:u w:val="single"/>
+          </w:rPr>
+          <w:t>以色列</w:t>
+        </w:r>
+      </w:hyperlink>
       <w:r>
         <w:rPr>
           <w:lang w:val="zh_CN" w:bidi="zh_CN"/>
@@ -260,14 +272,38 @@
         <w:rPr>
           <w:lang w:val="zh_CN" w:bidi="zh_CN"/>
         </w:rPr>
-        <w:t>希腊文化对其它国家产生了很大的影响。许多人采用了希腊的习俗，并开始说希腊语。有些人甚至敬拜希腊神明。在那段时间，甚至许多</w:t>
-      </w:r>
-      <w:r>
-        <w:rPr>
-          <w:lang w:val="zh_CN" w:bidi="zh_CN"/>
-        </w:rPr>
-        <w:t>犹太人</w:t>
-      </w:r>
+        <w:t>希腊文化对其它国家产生了很大的影响。许多人采用了希腊的习俗，并开始说希腊语。有些人甚至</w:t>
+      </w:r>
+      <w:hyperlink r:id="rId15">
+        <w:r>
+          <w:rPr>
+            <w:lang w:val="zh_CN" w:bidi="zh_CN"/>
+          </w:rPr>
+          <w:rPr>
+            <w:color w:val="0000EE"/>
+            <w:u w:val="single"/>
+          </w:rPr>
+          <w:t>敬拜</w:t>
+        </w:r>
+      </w:hyperlink>
+      <w:r>
+        <w:rPr>
+          <w:lang w:val="zh_CN" w:bidi="zh_CN"/>
+        </w:rPr>
+        <w:t>希腊神明。在那段时间，甚至许多</w:t>
+      </w:r>
+      <w:hyperlink r:id="rId16">
+        <w:r>
+          <w:rPr>
+            <w:lang w:val="zh_CN" w:bidi="zh_CN"/>
+          </w:rPr>
+          <w:rPr>
+            <w:color w:val="0000EE"/>
+            <w:u w:val="single"/>
+          </w:rPr>
+          <w:t>犹太人</w:t>
+        </w:r>
+      </w:hyperlink>
       <w:r>
         <w:rPr>
           <w:lang w:val="zh_CN" w:bidi="zh_CN"/>
@@ -314,14 +350,38 @@
         <w:rPr>
           <w:lang w:val="zh_CN" w:bidi="zh_CN"/>
         </w:rPr>
-        <w:t>因此，在新约圣经中，希腊人一词可以指属于希腊这个国家的人，也可以指采用希腊文化和语言的人。一个好的犹太人不会接受希腊文化，因为希腊文化涉及偶像崇拜，因此希腊文这个词开始被用来表示"任何非犹太人"。在这个意义上，"希腊人"一词有时可以与</w:t>
-      </w:r>
-      <w:r>
-        <w:rPr>
-          <w:lang w:val="zh_CN" w:bidi="zh_CN"/>
-        </w:rPr>
-        <w:t>外邦人</w:t>
-      </w:r>
+        <w:t>因此，在新约圣经中，希腊人一词可以指属于希腊这个国家的人，也可以指采用希腊文化和语言的人。一个好的犹太人不会接受希腊文化，因为希腊文化涉及</w:t>
+      </w:r>
+      <w:hyperlink r:id="rId17">
+        <w:r>
+          <w:rPr>
+            <w:lang w:val="zh_CN" w:bidi="zh_CN"/>
+          </w:rPr>
+          <w:rPr>
+            <w:color w:val="0000EE"/>
+            <w:u w:val="single"/>
+          </w:rPr>
+          <w:t>偶像</w:t>
+        </w:r>
+      </w:hyperlink>
+      <w:r>
+        <w:rPr>
+          <w:lang w:val="zh_CN" w:bidi="zh_CN"/>
+        </w:rPr>
+        <w:t>崇拜，因此希腊文这个词开始被用来表示"任何非犹太人"。在这个意义上，"希腊人"一词有时可以与</w:t>
+      </w:r>
+      <w:hyperlink r:id="rId18">
+        <w:r>
+          <w:rPr>
+            <w:lang w:val="zh_CN" w:bidi="zh_CN"/>
+          </w:rPr>
+          <w:rPr>
+            <w:color w:val="0000EE"/>
+            <w:u w:val="single"/>
+          </w:rPr>
+          <w:t>外邦人</w:t>
+        </w:r>
+      </w:hyperlink>
       <w:r>
         <w:rPr>
           <w:lang w:val="zh_CN" w:bidi="zh_CN"/>
@@ -389,12 +449,18 @@
         </w:rPr>
         <w:t>这个词表示一群支持希律党家族的统治的人，这表示希律王、他的儿子希律和他的孙子希律。 罗马政府任命了这些统治者，所以希律党人也支持罗马政府。 从这个角度看，他们是</w:t>
       </w:r>
-      <w:r>
-        <w:rPr>
-          <w:lang w:val="zh_CN" w:bidi="zh_CN"/>
-        </w:rPr>
-        <w:t>法利赛人</w:t>
-      </w:r>
+      <w:hyperlink r:id="rId19">
+        <w:r>
+          <w:rPr>
+            <w:lang w:val="zh_CN" w:bidi="zh_CN"/>
+          </w:rPr>
+          <w:rPr>
+            <w:color w:val="0000EE"/>
+            <w:u w:val="single"/>
+          </w:rPr>
+          <w:t>法利赛人</w:t>
+        </w:r>
+      </w:hyperlink>
       <w:r>
         <w:rPr>
           <w:lang w:val="zh_CN" w:bidi="zh_CN"/>
@@ -476,42 +542,66 @@
         </w:rPr>
         <w:t>这个词具有特殊的宗教含义。在旧约中，</w:t>
       </w:r>
-      <w:r>
-        <w:rPr>
-          <w:lang w:val="zh_CN" w:bidi="zh_CN"/>
-        </w:rPr>
-        <w:t>犹太</w:t>
-      </w:r>
-      <w:r>
-        <w:rPr>
-          <w:lang w:val="zh_CN" w:bidi="zh_CN"/>
-        </w:rPr>
-        <w:t>祭司</w:t>
-      </w:r>
+      <w:hyperlink r:id="rId16">
+        <w:r>
+          <w:rPr>
+            <w:lang w:val="zh_CN" w:bidi="zh_CN"/>
+          </w:rPr>
+          <w:rPr>
+            <w:color w:val="0000EE"/>
+            <w:u w:val="single"/>
+          </w:rPr>
+          <w:t>犹太</w:t>
+        </w:r>
+      </w:hyperlink>
+      <w:hyperlink r:id="rId20">
+        <w:r>
+          <w:rPr>
+            <w:lang w:val="zh_CN" w:bidi="zh_CN"/>
+          </w:rPr>
+          <w:rPr>
+            <w:color w:val="0000EE"/>
+            <w:u w:val="single"/>
+          </w:rPr>
+          <w:t>祭司</w:t>
+        </w:r>
+      </w:hyperlink>
       <w:r>
         <w:rPr>
           <w:lang w:val="zh_CN" w:bidi="zh_CN"/>
         </w:rPr>
         <w:t>在神的</w:t>
       </w:r>
-      <w:r>
-        <w:rPr>
-          <w:lang w:val="zh_CN" w:bidi="zh_CN"/>
-        </w:rPr>
-        <w:t>圣殿</w:t>
-      </w:r>
+      <w:hyperlink r:id="rId21">
+        <w:r>
+          <w:rPr>
+            <w:lang w:val="zh_CN" w:bidi="zh_CN"/>
+          </w:rPr>
+          <w:rPr>
+            <w:color w:val="0000EE"/>
+            <w:u w:val="single"/>
+          </w:rPr>
+          <w:t>圣殿</w:t>
+        </w:r>
+      </w:hyperlink>
       <w:r>
         <w:rPr>
           <w:lang w:val="zh_CN" w:bidi="zh_CN"/>
         </w:rPr>
         <w:t>中工作之前，会先为自己施洗。这使他们"</w:t>
       </w:r>
-      <w:r>
-        <w:rPr>
-          <w:lang w:val="zh_CN" w:bidi="zh_CN"/>
-        </w:rPr>
-        <w:t>洁净</w:t>
-      </w:r>
+      <w:hyperlink r:id="rId22">
+        <w:r>
+          <w:rPr>
+            <w:lang w:val="zh_CN" w:bidi="zh_CN"/>
+          </w:rPr>
+          <w:rPr>
+            <w:color w:val="0000EE"/>
+            <w:u w:val="single"/>
+          </w:rPr>
+          <w:t>洁净</w:t>
+        </w:r>
+      </w:hyperlink>
       <w:r>
         <w:rPr>
           <w:lang w:val="zh_CN" w:bidi="zh_CN"/>
@@ -546,24 +636,36 @@
         </w:rPr>
         <w:t>当</w:t>
       </w:r>
-      <w:r>
-        <w:rPr>
-          <w:lang w:val="zh_CN" w:bidi="zh_CN"/>
-        </w:rPr>
-        <w:t>施洗约翰</w:t>
-      </w:r>
+      <w:hyperlink r:id="rId23">
+        <w:r>
+          <w:rPr>
+            <w:lang w:val="zh_CN" w:bidi="zh_CN"/>
+          </w:rPr>
+          <w:rPr>
+            <w:color w:val="0000EE"/>
+            <w:u w:val="single"/>
+          </w:rPr>
+          <w:t>施洗约翰</w:t>
+        </w:r>
+      </w:hyperlink>
       <w:r>
         <w:rPr>
           <w:lang w:val="zh_CN" w:bidi="zh_CN"/>
         </w:rPr>
         <w:t>来时，他做了一件新事，告诉所有的人他们都应该受洗。生为犹太人并不足以成为神的子民！所有人都需要</w:t>
       </w:r>
-      <w:r>
-        <w:rPr>
-          <w:lang w:val="zh_CN" w:bidi="zh_CN"/>
-        </w:rPr>
-        <w:t>悔改</w:t>
-      </w:r>
+      <w:hyperlink r:id="rId24">
+        <w:r>
+          <w:rPr>
+            <w:lang w:val="zh_CN" w:bidi="zh_CN"/>
+          </w:rPr>
+          <w:rPr>
+            <w:color w:val="0000EE"/>
+            <w:u w:val="single"/>
+          </w:rPr>
+          <w:t>悔改</w:t>
+        </w:r>
+      </w:hyperlink>
       <w:r>
         <w:rPr>
           <w:lang w:val="zh_CN" w:bidi="zh_CN"/>
@@ -584,48 +686,72 @@
         </w:rPr>
         <w:t>就在耶稣回到</w:t>
       </w:r>
-      <w:r>
-        <w:rPr>
-          <w:lang w:val="zh_CN" w:bidi="zh_CN"/>
-        </w:rPr>
-        <w:t>天上</w:t>
-      </w:r>
+      <w:hyperlink r:id="rId25">
+        <w:r>
+          <w:rPr>
+            <w:lang w:val="zh_CN" w:bidi="zh_CN"/>
+          </w:rPr>
+          <w:rPr>
+            <w:color w:val="0000EE"/>
+            <w:u w:val="single"/>
+          </w:rPr>
+          <w:t>天上</w:t>
+        </w:r>
+      </w:hyperlink>
       <w:r>
         <w:rPr>
           <w:lang w:val="zh_CN" w:bidi="zh_CN"/>
         </w:rPr>
         <w:t>之前，祂告诉祂的</w:t>
       </w:r>
-      <w:r>
-        <w:rPr>
-          <w:lang w:val="zh_CN" w:bidi="zh_CN"/>
-        </w:rPr>
-        <w:t>门徒</w:t>
-      </w:r>
+      <w:hyperlink r:id="rId26">
+        <w:r>
+          <w:rPr>
+            <w:lang w:val="zh_CN" w:bidi="zh_CN"/>
+          </w:rPr>
+          <w:rPr>
+            <w:color w:val="0000EE"/>
+            <w:u w:val="single"/>
+          </w:rPr>
+          <w:t>门徒</w:t>
+        </w:r>
+      </w:hyperlink>
       <w:r>
         <w:rPr>
           <w:lang w:val="zh_CN" w:bidi="zh_CN"/>
         </w:rPr>
         <w:t>们要去告诉各地的人，耶稣拥有高于一切之上</w:t>
       </w:r>
-      <w:r>
-        <w:rPr>
-          <w:lang w:val="zh_CN" w:bidi="zh_CN"/>
-        </w:rPr>
-        <w:t>权柄</w:t>
-      </w:r>
+      <w:hyperlink r:id="rId27">
+        <w:r>
+          <w:rPr>
+            <w:lang w:val="zh_CN" w:bidi="zh_CN"/>
+          </w:rPr>
+          <w:rPr>
+            <w:color w:val="0000EE"/>
+            <w:u w:val="single"/>
+          </w:rPr>
+          <w:t>权柄</w:t>
+        </w:r>
+      </w:hyperlink>
       <w:r>
         <w:rPr>
           <w:lang w:val="zh_CN" w:bidi="zh_CN"/>
         </w:rPr>
         <w:t>。耶稣告诉他们要使所有人都成为耶稣的门徒，并奉父、子、</w:t>
       </w:r>
-      <w:r>
-        <w:rPr>
-          <w:lang w:val="zh_CN" w:bidi="zh_CN"/>
-        </w:rPr>
-        <w:t>圣灵</w:t>
-      </w:r>
+      <w:hyperlink r:id="rId28">
+        <w:r>
+          <w:rPr>
+            <w:lang w:val="zh_CN" w:bidi="zh_CN"/>
+          </w:rPr>
+          <w:rPr>
+            <w:color w:val="0000EE"/>
+            <w:u w:val="single"/>
+          </w:rPr>
+          <w:t>圣灵</w:t>
+        </w:r>
+      </w:hyperlink>
       <w:r>
         <w:rPr>
           <w:lang w:val="zh_CN" w:bidi="zh_CN"/>
@@ -646,24 +772,36 @@
         </w:rPr>
         <w:t>所以，从那时候开始，我们看到人们在一开始</w:t>
       </w:r>
-      <w:r>
-        <w:rPr>
-          <w:lang w:val="zh_CN" w:bidi="zh_CN"/>
-        </w:rPr>
-        <w:t>相信</w:t>
-      </w:r>
+      <w:hyperlink r:id="rId29">
+        <w:r>
+          <w:rPr>
+            <w:lang w:val="zh_CN" w:bidi="zh_CN"/>
+          </w:rPr>
+          <w:rPr>
+            <w:color w:val="0000EE"/>
+            <w:u w:val="single"/>
+          </w:rPr>
+          <w:t>相信</w:t>
+        </w:r>
+      </w:hyperlink>
       <w:r>
         <w:rPr>
           <w:lang w:val="zh_CN" w:bidi="zh_CN"/>
         </w:rPr>
         <w:t>耶稣的时候，就接受洗礼。洗礼是他们悔改和需要得到</w:t>
       </w:r>
-      <w:r>
-        <w:rPr>
-          <w:lang w:val="zh_CN" w:bidi="zh_CN"/>
-        </w:rPr>
-        <w:t>饶恕</w:t>
-      </w:r>
+      <w:hyperlink r:id="rId30">
+        <w:r>
+          <w:rPr>
+            <w:lang w:val="zh_CN" w:bidi="zh_CN"/>
+          </w:rPr>
+          <w:rPr>
+            <w:color w:val="0000EE"/>
+            <w:u w:val="single"/>
+          </w:rPr>
+          <w:t>饶恕</w:t>
+        </w:r>
+      </w:hyperlink>
       <w:r>
         <w:rPr>
           <w:lang w:val="zh_CN" w:bidi="zh_CN"/>
@@ -684,12 +822,18 @@
         </w:rPr>
         <w:t>保罗在他的书信中解释说，当我们受洗时，就好像我们死了，然后又复活了。我们进入水中时是死，从水中上来时是复活。这是一个象征，表明我们的旧生命已经死了。我们现在拥有新生命，因为我们属于耶稣。耶稣为我们而死，并从死里复活。当我们受洗时，我们接受耶稣为我们死，并且我们成为新人，因为神赦免了我们。正如水能洗净我们身体上的污秽一样，耶稣也"洗净"了我们的</w:t>
       </w:r>
-      <w:r>
-        <w:rPr>
-          <w:lang w:val="zh_CN" w:bidi="zh_CN"/>
-        </w:rPr>
-        <w:t>罪</w:t>
-      </w:r>
+      <w:hyperlink r:id="rId31">
+        <w:r>
+          <w:rPr>
+            <w:lang w:val="zh_CN" w:bidi="zh_CN"/>
+          </w:rPr>
+          <w:rPr>
+            <w:color w:val="0000EE"/>
+            <w:u w:val="single"/>
+          </w:rPr>
+          <w:t>罪</w:t>
+        </w:r>
+      </w:hyperlink>
       <w:r>
         <w:rPr>
           <w:lang w:val="zh_CN" w:bidi="zh_CN"/>
@@ -739,17 +883,41 @@
         </w:rPr>
         <w:t>洗礼这个词，以及给某人施洗，可能会很难翻译。许多人使用的词听起来像</w:t>
       </w:r>
-      <w:r>
-        <w:rPr>
-          <w:lang w:val="zh_CN" w:bidi="zh_CN"/>
-        </w:rPr>
-        <w:t>希腊文</w:t>
-      </w:r>
-      <w:r>
-        <w:rPr>
-          <w:lang w:val="zh_CN" w:bidi="zh_CN"/>
-        </w:rPr>
-        <w:t>的baptizo。新信徒必须慢慢学会这个词的意义。你也可以使用一个对于与同属你语言群体的人来说更有意义的词语。如果你的社群里有沐浴的仪式，这个词在翻译洗礼时可能会有帮助。但是，要确保你了解你所在社群的这个仪式的意义，并思考一下这个仪式的意义和圣经中洗礼的意义之间的区别。你可能需要解释一下，圣经中的洗礼和你所在社群的这个仪式有什么不同。</w:t>
+      <w:hyperlink r:id="rId32">
+        <w:r>
+          <w:rPr>
+            <w:lang w:val="zh_CN" w:bidi="zh_CN"/>
+          </w:rPr>
+          <w:rPr>
+            <w:color w:val="0000EE"/>
+            <w:u w:val="single"/>
+          </w:rPr>
+          <w:t>希腊文</w:t>
+        </w:r>
+      </w:hyperlink>
+      <w:r>
+        <w:rPr>
+          <w:lang w:val="zh_CN" w:bidi="zh_CN"/>
+        </w:rPr>
+        <w:t>的baptizo。新</w:t>
+      </w:r>
+      <w:hyperlink r:id="rId33">
+        <w:r>
+          <w:rPr>
+            <w:lang w:val="zh_CN" w:bidi="zh_CN"/>
+          </w:rPr>
+          <w:rPr>
+            <w:color w:val="0000EE"/>
+            <w:u w:val="single"/>
+          </w:rPr>
+          <w:t>信徒</w:t>
+        </w:r>
+      </w:hyperlink>
+      <w:r>
+        <w:rPr>
+          <w:lang w:val="zh_CN" w:bidi="zh_CN"/>
+        </w:rPr>
+        <w:t>必须慢慢学会这个词的意义。你也可以使用一个对于与同属你语言群体的人来说更有意义的词语。如果你的社群里有沐浴的仪式，这个词在翻译洗礼时可能会有帮助。但是，要确保你了解你所在社群的这个仪式的意义，并思考一下这个仪式的意义和圣经中洗礼的意义之间的区别。你可能需要解释一下，圣经中的洗礼和你所在社群的这个仪式有什么不同。</w:t>
       </w:r>
     </w:p>
     <w:p>
